--- a/docs/prd-docx-v2/服务商网页端/入驻申请.docx
+++ b/docs/prd-docx-v2/服务商网页端/入驻申请.docx
@@ -1558,7 +1558,7 @@
                 <w:rFonts w:ascii="宋体" w:hAnsi="宋体" w:eastAsia="宋体"/>
                 <w:sz w:val="21"/>
               </w:rPr>
-              <w:t>`providerWeb.store.name`</w:t>
+              <w:t>业务数据</w:t>
             </w:r>
           </w:p>
         </w:tc>
@@ -1572,7 +1572,7 @@
                 <w:rFonts w:ascii="宋体" w:hAnsi="宋体" w:eastAsia="宋体"/>
                 <w:sz w:val="21"/>
               </w:rPr>
-              <w:t>`mock-data.js`</w:t>
+              <w:t>原型数据</w:t>
             </w:r>
           </w:p>
         </w:tc>
@@ -1602,7 +1602,7 @@
                 <w:rFonts w:ascii="宋体" w:hAnsi="宋体" w:eastAsia="宋体"/>
                 <w:sz w:val="21"/>
               </w:rPr>
-              <w:t>`providerWeb.store.city`</w:t>
+              <w:t>业务数据</w:t>
             </w:r>
           </w:p>
         </w:tc>
@@ -1616,7 +1616,7 @@
                 <w:rFonts w:ascii="宋体" w:hAnsi="宋体" w:eastAsia="宋体"/>
                 <w:sz w:val="21"/>
               </w:rPr>
-              <w:t>`mock-data.js`</w:t>
+              <w:t>原型数据</w:t>
             </w:r>
           </w:p>
         </w:tc>
@@ -1646,7 +1646,7 @@
                 <w:rFonts w:ascii="宋体" w:hAnsi="宋体" w:eastAsia="宋体"/>
                 <w:sz w:val="21"/>
               </w:rPr>
-              <w:t>`providerWeb.store.slogan`</w:t>
+              <w:t>业务数据</w:t>
             </w:r>
           </w:p>
         </w:tc>
@@ -1660,7 +1660,7 @@
                 <w:rFonts w:ascii="宋体" w:hAnsi="宋体" w:eastAsia="宋体"/>
                 <w:sz w:val="21"/>
               </w:rPr>
-              <w:t>`mock-data.js`</w:t>
+              <w:t>原型数据</w:t>
             </w:r>
           </w:p>
         </w:tc>
@@ -1690,7 +1690,7 @@
                 <w:rFonts w:ascii="宋体" w:hAnsi="宋体" w:eastAsia="宋体"/>
                 <w:sz w:val="21"/>
               </w:rPr>
-              <w:t>`providerWeb.store.intro`</w:t>
+              <w:t>业务数据</w:t>
             </w:r>
           </w:p>
         </w:tc>
@@ -1704,7 +1704,7 @@
                 <w:rFonts w:ascii="宋体" w:hAnsi="宋体" w:eastAsia="宋体"/>
                 <w:sz w:val="21"/>
               </w:rPr>
-              <w:t>`mock-data.js`</w:t>
+              <w:t>原型数据</w:t>
             </w:r>
           </w:p>
         </w:tc>
@@ -1734,7 +1734,7 @@
                 <w:rFonts w:ascii="宋体" w:hAnsi="宋体" w:eastAsia="宋体"/>
                 <w:sz w:val="21"/>
               </w:rPr>
-              <w:t>`providerWeb.store.location`</w:t>
+              <w:t>业务数据</w:t>
             </w:r>
           </w:p>
         </w:tc>
@@ -1748,7 +1748,7 @@
                 <w:rFonts w:ascii="宋体" w:hAnsi="宋体" w:eastAsia="宋体"/>
                 <w:sz w:val="21"/>
               </w:rPr>
-              <w:t>`mock-data.js`</w:t>
+              <w:t>原型数据</w:t>
             </w:r>
           </w:p>
         </w:tc>
@@ -1778,7 +1778,7 @@
                 <w:rFonts w:ascii="宋体" w:hAnsi="宋体" w:eastAsia="宋体"/>
                 <w:sz w:val="21"/>
               </w:rPr>
-              <w:t>`providerWeb.store.contractNo`</w:t>
+              <w:t>业务数据</w:t>
             </w:r>
           </w:p>
         </w:tc>
@@ -1792,7 +1792,7 @@
                 <w:rFonts w:ascii="宋体" w:hAnsi="宋体" w:eastAsia="宋体"/>
                 <w:sz w:val="21"/>
               </w:rPr>
-              <w:t>`mock-data.js`</w:t>
+              <w:t>原型数据</w:t>
             </w:r>
           </w:p>
         </w:tc>
@@ -1822,7 +1822,7 @@
                 <w:rFonts w:ascii="宋体" w:hAnsi="宋体" w:eastAsia="宋体"/>
                 <w:sz w:val="21"/>
               </w:rPr>
-              <w:t>`providerWeb.store.contractStatus`</w:t>
+              <w:t>业务数据</w:t>
             </w:r>
           </w:p>
         </w:tc>
@@ -1836,7 +1836,7 @@
                 <w:rFonts w:ascii="宋体" w:hAnsi="宋体" w:eastAsia="宋体"/>
                 <w:sz w:val="21"/>
               </w:rPr>
-              <w:t>`mock-data.js`</w:t>
+              <w:t>原型数据</w:t>
             </w:r>
           </w:p>
         </w:tc>
@@ -1866,7 +1866,7 @@
                 <w:rFonts w:ascii="宋体" w:hAnsi="宋体" w:eastAsia="宋体"/>
                 <w:sz w:val="21"/>
               </w:rPr>
-              <w:t>`providerWeb.store.services`</w:t>
+              <w:t>业务数据</w:t>
             </w:r>
           </w:p>
         </w:tc>
@@ -1880,7 +1880,7 @@
                 <w:rFonts w:ascii="宋体" w:hAnsi="宋体" w:eastAsia="宋体"/>
                 <w:sz w:val="21"/>
               </w:rPr>
-              <w:t>`mock-data.js`</w:t>
+              <w:t>原型数据</w:t>
             </w:r>
           </w:p>
         </w:tc>
@@ -1910,7 +1910,7 @@
                 <w:rFonts w:ascii="宋体" w:hAnsi="宋体" w:eastAsia="宋体"/>
                 <w:sz w:val="21"/>
               </w:rPr>
-              <w:t>`providerWeb.store.certifications`</w:t>
+              <w:t>业务数据</w:t>
             </w:r>
           </w:p>
         </w:tc>
@@ -1924,7 +1924,7 @@
                 <w:rFonts w:ascii="宋体" w:hAnsi="宋体" w:eastAsia="宋体"/>
                 <w:sz w:val="21"/>
               </w:rPr>
-              <w:t>`mock-data.js`</w:t>
+              <w:t>原型数据</w:t>
             </w:r>
           </w:p>
         </w:tc>
@@ -1997,7 +1997,7 @@
           <w:rFonts w:ascii="宋体" w:hAnsi="宋体" w:eastAsia="宋体"/>
           <w:sz w:val="21"/>
         </w:rPr>
-        <w:t>- 已进入服务商网页端的"入驻申请"tab。 - `mock-data.js` 中已定义 `providerWeb.store` 数据。</w:t>
+        <w:t>- 已进入服务商网页端的"入驻申请"tab。 - `原型数据` 中已定义 `providerWeb.store` 数据。</w:t>
       </w:r>
     </w:p>
     <w:p>
